--- a/storage/app/templates/laporan-mingguan/template-laporan-mingguan.docx
+++ b/storage/app/templates/laporan-mingguan/template-laporan-mingguan.docx
@@ -1222,6 +1222,309 @@
         </w:tc>
       </w:tr>
     </w:tbl>
+    <w:p>
+      <w:r>
+        <w:t xml:space="preserve">${blok_nc}</w:t>
+      </w:r>
+    </w:p>
+    <w:p>
+      <w:r>
+        <w:rPr>
+          <w:b/>
+          <w:sz w:val="24"/>
+        </w:rPr>
+        <w:t xml:space="preserve">REKAP NON-CONFORMITY (NC)</w:t>
+      </w:r>
+    </w:p>
+    <w:p>
+      <w:r>
+        <w:t xml:space="preserve">${nc_kosong}</w:t>
+      </w:r>
+    </w:p>
+    <w:tbl>
+      <w:tblPr>
+        <w:tblW w:w="5000" w:type="pct"/>
+        <w:tblBorders>
+          <w:top w:val="single" w:sz="4"/>
+          <w:left w:val="single" w:sz="4"/>
+          <w:bottom w:val="single" w:sz="4"/>
+          <w:right w:val="single" w:sz="4"/>
+          <w:insideH w:val="single" w:sz="4"/>
+          <w:insideV w:val="single" w:sz="4"/>
+        </w:tblBorders>
+      </w:tblPr>
+      <w:tr>
+        <w:tc>
+          <w:tcPr>
+            <w:tcW w:w="1600" w:type="dxa"/>
+          </w:tcPr>
+          <w:p>
+            <w:r>
+              <w:rPr>
+                <w:b/>
+              </w:rPr>
+              <w:t xml:space="preserve">No</w:t>
+            </w:r>
+          </w:p>
+        </w:tc>
+        <w:tc>
+          <w:tcPr>
+            <w:tcW w:w="1600" w:type="dxa"/>
+          </w:tcPr>
+          <w:p>
+            <w:r>
+              <w:rPr>
+                <w:b/>
+              </w:rPr>
+              <w:t xml:space="preserve">Nomor</w:t>
+            </w:r>
+          </w:p>
+        </w:tc>
+        <w:tc>
+          <w:tcPr>
+            <w:tcW w:w="1600" w:type="dxa"/>
+          </w:tcPr>
+          <w:p>
+            <w:r>
+              <w:rPr>
+                <w:b/>
+              </w:rPr>
+              <w:t xml:space="preserve">Tanggal</w:t>
+            </w:r>
+          </w:p>
+        </w:tc>
+        <w:tc>
+          <w:tcPr>
+            <w:tcW w:w="1600" w:type="dxa"/>
+          </w:tcPr>
+          <w:p>
+            <w:r>
+              <w:rPr>
+                <w:b/>
+              </w:rPr>
+              <w:t xml:space="preserve">Kendala</w:t>
+            </w:r>
+          </w:p>
+        </w:tc>
+        <w:tc>
+          <w:tcPr>
+            <w:tcW w:w="1600" w:type="dxa"/>
+          </w:tcPr>
+          <w:p>
+            <w:r>
+              <w:rPr>
+                <w:b/>
+              </w:rPr>
+              <w:t xml:space="preserve">Tindakan</w:t>
+            </w:r>
+          </w:p>
+        </w:tc>
+        <w:tc>
+          <w:tcPr>
+            <w:tcW w:w="1600" w:type="dxa"/>
+          </w:tcPr>
+          <w:p>
+            <w:r>
+              <w:rPr>
+                <w:b/>
+              </w:rPr>
+              <w:t xml:space="preserve">PIC</w:t>
+            </w:r>
+          </w:p>
+        </w:tc>
+        <w:tc>
+          <w:tcPr>
+            <w:tcW w:w="1600" w:type="dxa"/>
+          </w:tcPr>
+          <w:p>
+            <w:r>
+              <w:rPr>
+                <w:b/>
+              </w:rPr>
+              <w:t xml:space="preserve">Status</w:t>
+            </w:r>
+          </w:p>
+        </w:tc>
+        <w:tc>
+          <w:tcPr>
+            <w:tcW w:w="1600" w:type="dxa"/>
+          </w:tcPr>
+          <w:p>
+            <w:r>
+              <w:rPr>
+                <w:b/>
+              </w:rPr>
+              <w:t xml:space="preserve">Closed</w:t>
+            </w:r>
+          </w:p>
+        </w:tc>
+      </w:tr>
+      <w:tr>
+        <w:tc>
+          <w:tcPr>
+            <w:tcW w:w="1600" w:type="dxa"/>
+          </w:tcPr>
+          <w:p>
+            <w:r>
+              <w:t xml:space="preserve">${nc_no}</w:t>
+            </w:r>
+          </w:p>
+        </w:tc>
+        <w:tc>
+          <w:tcPr>
+            <w:tcW w:w="1600" w:type="dxa"/>
+          </w:tcPr>
+          <w:p>
+            <w:r>
+              <w:t xml:space="preserve">${nc_nomor}</w:t>
+            </w:r>
+          </w:p>
+        </w:tc>
+        <w:tc>
+          <w:tcPr>
+            <w:tcW w:w="1600" w:type="dxa"/>
+          </w:tcPr>
+          <w:p>
+            <w:r>
+              <w:t xml:space="preserve">${nc_tanggal}</w:t>
+            </w:r>
+          </w:p>
+        </w:tc>
+        <w:tc>
+          <w:tcPr>
+            <w:tcW w:w="1600" w:type="dxa"/>
+          </w:tcPr>
+          <w:p>
+            <w:r>
+              <w:t xml:space="preserve">${nc_kendala}</w:t>
+            </w:r>
+          </w:p>
+        </w:tc>
+        <w:tc>
+          <w:tcPr>
+            <w:tcW w:w="1600" w:type="dxa"/>
+          </w:tcPr>
+          <w:p>
+            <w:r>
+              <w:t xml:space="preserve">${nc_tindakan}</w:t>
+            </w:r>
+          </w:p>
+        </w:tc>
+        <w:tc>
+          <w:tcPr>
+            <w:tcW w:w="1600" w:type="dxa"/>
+          </w:tcPr>
+          <w:p>
+            <w:r>
+              <w:t xml:space="preserve">${nc_pic}</w:t>
+            </w:r>
+          </w:p>
+        </w:tc>
+        <w:tc>
+          <w:tcPr>
+            <w:tcW w:w="1600" w:type="dxa"/>
+          </w:tcPr>
+          <w:p>
+            <w:r>
+              <w:t xml:space="preserve">${nc_status}</w:t>
+            </w:r>
+          </w:p>
+        </w:tc>
+        <w:tc>
+          <w:tcPr>
+            <w:tcW w:w="1600" w:type="dxa"/>
+          </w:tcPr>
+          <w:p>
+            <w:r>
+              <w:t xml:space="preserve">${nc_closed}</w:t>
+            </w:r>
+          </w:p>
+        </w:tc>
+      </w:tr>
+    </w:tbl>
+    <w:p>
+      <w:r>
+        <w:t xml:space="preserve">${/blok_nc}</w:t>
+      </w:r>
+    </w:p>
+    <w:p>
+      <w:r>
+        <w:t xml:space="preserve">${blok_nc_foto}</w:t>
+      </w:r>
+    </w:p>
+    <w:p>
+      <w:r>
+        <w:t xml:space="preserve">${ncf_nomor}</w:t>
+      </w:r>
+    </w:p>
+    <w:tbl>
+      <w:tblPr>
+        <w:tblW w:w="5000" w:type="pct"/>
+        <w:tblBorders>
+          <w:top w:val="single" w:sz="4"/>
+          <w:left w:val="single" w:sz="4"/>
+          <w:bottom w:val="single" w:sz="4"/>
+          <w:right w:val="single" w:sz="4"/>
+          <w:insideH w:val="single" w:sz="4"/>
+          <w:insideV w:val="single" w:sz="4"/>
+        </w:tblBorders>
+      </w:tblPr>
+      <w:tr>
+        <w:tc>
+          <w:tcPr>
+            <w:tcW w:w="2500" w:type="dxa"/>
+          </w:tcPr>
+          <w:p>
+            <w:r>
+              <w:rPr>
+                <w:b/>
+              </w:rPr>
+              <w:t xml:space="preserve">Before</w:t>
+            </w:r>
+          </w:p>
+        </w:tc>
+        <w:tc>
+          <w:tcPr>
+            <w:tcW w:w="2500" w:type="dxa"/>
+          </w:tcPr>
+          <w:p>
+            <w:r>
+              <w:rPr>
+                <w:b/>
+              </w:rPr>
+              <w:t xml:space="preserve">After</w:t>
+            </w:r>
+          </w:p>
+        </w:tc>
+      </w:tr>
+      <w:tr>
+        <w:tc>
+          <w:tcPr>
+            <w:tcW w:w="2500" w:type="dxa"/>
+          </w:tcPr>
+          <w:p>
+            <w:r>
+              <w:t xml:space="preserve">${ncf_before}</w:t>
+            </w:r>
+          </w:p>
+        </w:tc>
+        <w:tc>
+          <w:tcPr>
+            <w:tcW w:w="2500" w:type="dxa"/>
+          </w:tcPr>
+          <w:p>
+            <w:r>
+              <w:t xml:space="preserve">${ncf_after}</w:t>
+            </w:r>
+          </w:p>
+        </w:tc>
+      </w:tr>
+    </w:tbl>
+    <w:p>
+      <w:r>
+        <w:t xml:space="preserve">${/blok_nc_foto}</w:t>
+      </w:r>
+    </w:p>
     <w:sectPr>
       <w:pgSz w:orient="portrait" w:w="11905.511811023622" w:h="16837.79527559055"/>
       <w:pgMar w:top="1133.8582677165352" w:right="1133.8582677165352" w:bottom="1133.8582677165352" w:left="1133.8582677165352" w:header="720" w:footer="720" w:gutter="0"/>
